--- a/public/horus-procedures/FSP-23_التحكم_التشغيلي_والإنتاج_الآمن_لمياه_الشرب_المعبأة.docx
+++ b/public/horus-procedures/FSP-23_التحكم_التشغيلي_والإنتاج_الآمن_لمياه_الشرب_المعبأة.docx
@@ -9,22 +9,22 @@
         </w:pict>
       </w:r>
     </w:p>
-    <w:bookmarkStart w:id="10" w:name="شركة-حورس-لإنتاج-وتعبئة-المياه-الطبيعية"/>
+    <w:bookmarkStart w:id="10" w:name="شركة-لإنتاج-وتعبئة-المياه-الطبيعية"/>
     <w:p>
       <w:pPr>
         <w:pStyle w:val="Heading1"/>
       </w:pPr>
       <w:r>
-        <w:t xml:space="preserve">شركة حورس لإنتاج وتعبئة المياه الطبيعية</w:t>
-      </w:r>
-    </w:p>
-    <w:bookmarkStart w:id="9" w:name="horus-natural-water-co."/>
+        <w:t xml:space="preserve">شركة لإنتاج وتعبئة المياه الطبيعية</w:t>
+      </w:r>
+    </w:p>
+    <w:bookmarkStart w:id="9" w:name="company-co."/>
     <w:p>
       <w:pPr>
         <w:pStyle w:val="Heading2"/>
       </w:pPr>
       <w:r>
-        <w:t xml:space="preserve">Horus Natural Water Co.</w:t>
+        <w:t xml:space="preserve">Company Co.</w:t>
       </w:r>
     </w:p>
     <w:p>

--- a/public/horus-procedures/FSP-23_التحكم_التشغيلي_والإنتاج_الآمن_لمياه_الشرب_المعبأة.docx
+++ b/public/horus-procedures/FSP-23_التحكم_التشغيلي_والإنتاج_الآمن_لمياه_الشرب_المعبأة.docx
@@ -9,13 +9,13 @@
         </w:pict>
       </w:r>
     </w:p>
-    <w:bookmarkStart w:id="10" w:name="شركة-لإنتاج-وتعبئة-المياه-الطبيعية"/>
+    <w:bookmarkStart w:id="10" w:name="X03cef4314b8aa390e318dc4a1235d0ccb9e0c3a"/>
     <w:p>
       <w:pPr>
         <w:pStyle w:val="Heading1"/>
       </w:pPr>
       <w:r>
-        <w:t xml:space="preserve">شركة لإنتاج وتعبئة المياه الطبيعية</w:t>
+        <w:t xml:space="preserve">شركة الأزواك لإنتاج وتعبئة المياه الطبيعية</w:t>
       </w:r>
     </w:p>
     <w:bookmarkStart w:id="9" w:name="company-co."/>
